--- a/therapy-protocols/NonOp-Tennis-Elbow.docx
+++ b/therapy-protocols/NonOp-Tennis-Elbow.docx
@@ -4,7 +4,7 @@
   <w:body>
     <w:p>
       <w:pPr>
-        <w:spacing w:before="0" w:after="40" w:line="264" w:lineRule="exact"/>
+        <w:spacing w:before="0" w:after="60" w:line="269" w:lineRule="exact"/>
         <w:jc w:val="center"/>
       </w:pPr>
       <w:r>
@@ -18,7 +18,7 @@
     </w:p>
     <w:p>
       <w:pPr>
-        <w:spacing w:before="0" w:after="40" w:line="176" w:lineRule="exact"/>
+        <w:spacing w:before="0" w:after="20" w:line="179" w:lineRule="exact"/>
         <w:jc w:val="left"/>
       </w:pPr>
       <w:r>
@@ -27,12 +27,26 @@
           <w:i w:val="0"/>
           <w:sz w:val="16"/>
         </w:rPr>
-        <w:t>Name: _______________________  Date of Surgery: ___________  Frequency: 2-3x/week</w:t>
+        <w:t>Name: _____________________  Diagnosis: _____________________  Date of Surgery: ____________</w:t>
       </w:r>
     </w:p>
     <w:p>
       <w:pPr>
-        <w:spacing w:before="0" w:after="40" w:line="198" w:lineRule="exact"/>
+        <w:spacing w:before="0" w:after="60" w:line="179" w:lineRule="exact"/>
+        <w:jc w:val="left"/>
+      </w:pPr>
+      <w:r>
+        <w:rPr>
+          <w:b w:val="0"/>
+          <w:i w:val="0"/>
+          <w:sz w:val="16"/>
+        </w:rPr>
+        <w:t>Frequency: 2-3 times / week</w:t>
+      </w:r>
+    </w:p>
+    <w:p>
+      <w:pPr>
+        <w:spacing w:before="0" w:after="40" w:line="202" w:lineRule="exact"/>
         <w:jc w:val="left"/>
       </w:pPr>
       <w:r>
@@ -46,21 +60,7 @@
     </w:p>
     <w:p>
       <w:pPr>
-        <w:spacing w:before="40" w:after="20" w:line="220" w:lineRule="exact"/>
-        <w:jc w:val="left"/>
-      </w:pPr>
-      <w:r>
-        <w:rPr>
-          <w:b/>
-          <w:i w:val="0"/>
-          <w:sz w:val="20"/>
-        </w:rPr>
-        <w:t>Phase I:</w:t>
-      </w:r>
-    </w:p>
-    <w:p>
-      <w:pPr>
-        <w:spacing w:before="0" w:after="40" w:line="198" w:lineRule="exact"/>
+        <w:spacing w:before="0" w:after="40" w:line="202" w:lineRule="exact"/>
         <w:jc w:val="left"/>
       </w:pPr>
       <w:r>
@@ -69,26 +69,12 @@
           <w:i w:val="0"/>
           <w:sz w:val="18"/>
         </w:rPr>
-        <w:t>Pain Control (Weeks 0-2) Counterforce brace (forearm strap) worn during activities. Ice 15-20 minutes after activity, 2-3x/day. Avoid repetitive gripping and wrist extension activities. Gentle wrist flexion/extension stretching. Hold 30 sec, 3 reps, 3x/day.</w:t>
+        <w:t>Phase I: Pain Control (Weeks 0-2)</w:t>
       </w:r>
     </w:p>
     <w:p>
       <w:pPr>
-        <w:spacing w:before="40" w:after="20" w:line="220" w:lineRule="exact"/>
-        <w:jc w:val="left"/>
-      </w:pPr>
-      <w:r>
-        <w:rPr>
-          <w:b/>
-          <w:i w:val="0"/>
-          <w:sz w:val="20"/>
-        </w:rPr>
-        <w:t>Phase II:</w:t>
-      </w:r>
-    </w:p>
-    <w:p>
-      <w:pPr>
-        <w:spacing w:before="0" w:after="40" w:line="198" w:lineRule="exact"/>
+        <w:spacing w:before="0" w:after="40" w:line="202" w:lineRule="exact"/>
         <w:jc w:val="left"/>
       </w:pPr>
       <w:r>
@@ -97,26 +83,12 @@
           <w:i w:val="0"/>
           <w:sz w:val="18"/>
         </w:rPr>
-        <w:t>Eccentric Strengthening (Weeks 2-8) Tyler Twist with FlexBar: Hold FlexBar with affected hand (wrist extended). Twist with opposite hand. Slowly release with affected hand (eccentric extension). 3 sets of 15, 1-2x/day. Eccentric wrist extension: Support forearm on table, palm down, wrist off edge. Hold 1-2 lb weight. Use opposite hand to extend wrist up. Slowly lower with affected hand (3-second descent). 3 sets of 15. Ball squeeze: 10 seconds hold, 10 reps, 3x/day.</w:t>
+        <w:t>Counterforce brace (forearm strap) worn during activities.</w:t>
       </w:r>
     </w:p>
     <w:p>
       <w:pPr>
-        <w:spacing w:before="40" w:after="20" w:line="220" w:lineRule="exact"/>
-        <w:jc w:val="left"/>
-      </w:pPr>
-      <w:r>
-        <w:rPr>
-          <w:b/>
-          <w:i w:val="0"/>
-          <w:sz w:val="20"/>
-        </w:rPr>
-        <w:t>Phase III:</w:t>
-      </w:r>
-    </w:p>
-    <w:p>
-      <w:pPr>
-        <w:spacing w:before="0" w:after="40" w:line="198" w:lineRule="exact"/>
+        <w:spacing w:before="0" w:after="40" w:line="202" w:lineRule="exact"/>
         <w:jc w:val="left"/>
       </w:pPr>
       <w:r>
@@ -125,12 +97,166 @@
           <w:i w:val="0"/>
           <w:sz w:val="18"/>
         </w:rPr>
-        <w:t>Progressive Strengthening (Weeks 8-12) Increase resistance for eccentric exercises. Wrist curls (flexion and extension) with 2-5 lb weights. Forearm pronation/supination with hammer or weighted bar. Gradual return to aggravating activities.</w:t>
+        <w:t>Ice 15-20 minutes after activity, 2-3x/day.</w:t>
       </w:r>
     </w:p>
     <w:p>
       <w:pPr>
-        <w:spacing w:before="60" w:after="20" w:line="154" w:lineRule="exact"/>
+        <w:spacing w:before="0" w:after="40" w:line="202" w:lineRule="exact"/>
+        <w:jc w:val="left"/>
+      </w:pPr>
+      <w:r>
+        <w:rPr>
+          <w:b w:val="0"/>
+          <w:i w:val="0"/>
+          <w:sz w:val="18"/>
+        </w:rPr>
+        <w:t>Avoid repetitive gripping and wrist extension activities.</w:t>
+      </w:r>
+    </w:p>
+    <w:p>
+      <w:pPr>
+        <w:spacing w:before="0" w:after="40" w:line="202" w:lineRule="exact"/>
+        <w:jc w:val="left"/>
+      </w:pPr>
+      <w:r>
+        <w:rPr>
+          <w:b w:val="0"/>
+          <w:i w:val="0"/>
+          <w:sz w:val="18"/>
+        </w:rPr>
+        <w:t>Gentle wrist flexion/extension stretching. Hold 30 sec, 3 reps, 3x/day.</w:t>
+      </w:r>
+    </w:p>
+    <w:p>
+      <w:pPr>
+        <w:spacing w:before="0" w:after="40" w:line="202" w:lineRule="exact"/>
+        <w:jc w:val="left"/>
+      </w:pPr>
+      <w:r>
+        <w:rPr>
+          <w:b w:val="0"/>
+          <w:i w:val="0"/>
+          <w:sz w:val="18"/>
+        </w:rPr>
+        <w:t>Phase II: Eccentric Strengthening (Weeks 2-8)</w:t>
+      </w:r>
+    </w:p>
+    <w:p>
+      <w:pPr>
+        <w:spacing w:before="0" w:after="40" w:line="202" w:lineRule="exact"/>
+        <w:jc w:val="left"/>
+      </w:pPr>
+      <w:r>
+        <w:rPr>
+          <w:b w:val="0"/>
+          <w:i w:val="0"/>
+          <w:sz w:val="18"/>
+        </w:rPr>
+        <w:t>Tyler Twist with FlexBar: Hold FlexBar with affected hand (wrist extended). Twist with opposite hand. Slowly release with affected hand (eccentric extension). 3 sets of 15, 1-2x/day.</w:t>
+      </w:r>
+    </w:p>
+    <w:p>
+      <w:pPr>
+        <w:spacing w:before="0" w:after="40" w:line="202" w:lineRule="exact"/>
+        <w:jc w:val="left"/>
+      </w:pPr>
+      <w:r>
+        <w:rPr>
+          <w:b w:val="0"/>
+          <w:i w:val="0"/>
+          <w:sz w:val="18"/>
+        </w:rPr>
+        <w:t>Eccentric wrist extension: Support forearm on table, palm down, wrist off edge. Hold 1-2 lb weight. Use opposite hand to extend wrist up. Slowly lower with affected hand (3-second descent). 3 sets of 15.</w:t>
+      </w:r>
+    </w:p>
+    <w:p>
+      <w:pPr>
+        <w:spacing w:before="0" w:after="40" w:line="202" w:lineRule="exact"/>
+        <w:jc w:val="left"/>
+      </w:pPr>
+      <w:r>
+        <w:rPr>
+          <w:b w:val="0"/>
+          <w:i w:val="0"/>
+          <w:sz w:val="18"/>
+        </w:rPr>
+        <w:t>Ball squeeze: 10 seconds hold, 10 reps, 3x/day.</w:t>
+      </w:r>
+    </w:p>
+    <w:p>
+      <w:pPr>
+        <w:spacing w:before="0" w:after="40" w:line="202" w:lineRule="exact"/>
+        <w:jc w:val="left"/>
+      </w:pPr>
+      <w:r>
+        <w:rPr>
+          <w:b w:val="0"/>
+          <w:i w:val="0"/>
+          <w:sz w:val="18"/>
+        </w:rPr>
+        <w:t>Phase III: Progressive Strengthening (Weeks 8-12)</w:t>
+      </w:r>
+    </w:p>
+    <w:p>
+      <w:pPr>
+        <w:spacing w:before="0" w:after="40" w:line="202" w:lineRule="exact"/>
+        <w:jc w:val="left"/>
+      </w:pPr>
+      <w:r>
+        <w:rPr>
+          <w:b w:val="0"/>
+          <w:i w:val="0"/>
+          <w:sz w:val="18"/>
+        </w:rPr>
+        <w:t>Increase resistance for eccentric exercises.</w:t>
+      </w:r>
+    </w:p>
+    <w:p>
+      <w:pPr>
+        <w:spacing w:before="0" w:after="40" w:line="202" w:lineRule="exact"/>
+        <w:jc w:val="left"/>
+      </w:pPr>
+      <w:r>
+        <w:rPr>
+          <w:b w:val="0"/>
+          <w:i w:val="0"/>
+          <w:sz w:val="18"/>
+        </w:rPr>
+        <w:t>Wrist curls (flexion and extension) with 2-5 lb weights.</w:t>
+      </w:r>
+    </w:p>
+    <w:p>
+      <w:pPr>
+        <w:spacing w:before="0" w:after="40" w:line="202" w:lineRule="exact"/>
+        <w:jc w:val="left"/>
+      </w:pPr>
+      <w:r>
+        <w:rPr>
+          <w:b w:val="0"/>
+          <w:i w:val="0"/>
+          <w:sz w:val="18"/>
+        </w:rPr>
+        <w:t>Forearm pronation/supination with hammer or weighted bar.</w:t>
+      </w:r>
+    </w:p>
+    <w:p>
+      <w:pPr>
+        <w:spacing w:before="0" w:after="40" w:line="202" w:lineRule="exact"/>
+        <w:jc w:val="left"/>
+      </w:pPr>
+      <w:r>
+        <w:rPr>
+          <w:b w:val="0"/>
+          <w:i w:val="0"/>
+          <w:sz w:val="18"/>
+        </w:rPr>
+        <w:t>Gradual return to aggravating activities.</w:t>
+      </w:r>
+    </w:p>
+    <w:p>
+      <w:pPr>
+        <w:spacing w:before="60" w:after="20" w:line="157" w:lineRule="exact"/>
         <w:jc w:val="left"/>
       </w:pPr>
       <w:r>
@@ -144,7 +270,21 @@
     </w:p>
     <w:p>
       <w:pPr>
-        <w:spacing w:before="0" w:after="0" w:line="176" w:lineRule="exact"/>
+        <w:spacing w:before="60" w:after="0" w:line="134" w:lineRule="exact"/>
+        <w:jc w:val="left"/>
+      </w:pPr>
+      <w:r>
+        <w:rPr>
+          <w:b w:val="0"/>
+          <w:i/>
+          <w:sz w:val="12"/>
+        </w:rPr>
+        <w:t>Primary Reference: Tyler TF, Thomas GC, Nicholas SJ, McHugh MP. Addition of isolated wrist extensor eccentric exercise to standard treatment for chronic lateral epicondylosis: a prospective randomized trial. J Shoulder Elbow Surg, 2010; Coombes BK, Bisset L, Vicenzino B. Management of lateral elbow tendinopathy. Sports Med, 2015.</w:t>
+      </w:r>
+    </w:p>
+    <w:p>
+      <w:pPr>
+        <w:spacing w:before="80" w:after="0" w:line="179" w:lineRule="exact"/>
         <w:jc w:val="left"/>
       </w:pPr>
       <w:r>
@@ -153,7 +293,7 @@
           <w:i w:val="0"/>
           <w:sz w:val="16"/>
         </w:rPr>
-        <w:t>Signature: _____________________________  Date: ______________</w:t>
+        <w:t>Signature: _____________________________   Date: ______________</w:t>
       </w:r>
     </w:p>
     <w:sectPr>
